--- a/content/CP0507/CP0507-5.docx
+++ b/content/CP0507/CP0507-5.docx
@@ -319,7 +319,7 @@
                           <pic:cNvPicPr/>
                         </pic:nvPicPr>
                         <pic:blipFill>
-                          <a:blip r:link="rId23"/>
+                          <a:blip r:embed="rId23"/>
                           <a:stretch>
                             <a:fillRect/>
                           </a:stretch>
@@ -438,7 +438,7 @@
                     <pic:cNvPicPr/>
                   </pic:nvPicPr>
                   <pic:blipFill>
-                    <a:blip r:link="rId11"/>
+                    <a:blip r:embed="rId11"/>
                     <a:stretch>
                       <a:fillRect/>
                     </a:stretch>
@@ -491,7 +491,7 @@
                     <pic:cNvPicPr/>
                   </pic:nvPicPr>
                   <pic:blipFill>
-                    <a:blip r:link="rId24"/>
+                    <a:blip r:embed="rId24"/>
                     <a:stretch>
                       <a:fillRect/>
                     </a:stretch>

--- a/content/CP0507/CP0507-5.docx
+++ b/content/CP0507/CP0507-5.docx
@@ -319,7 +319,7 @@
                           <pic:cNvPicPr/>
                         </pic:nvPicPr>
                         <pic:blipFill>
-                          <a:blip r:embed="rId23"/>
+                          <a:blip r:link="rId23"/>
                           <a:stretch>
                             <a:fillRect/>
                           </a:stretch>
@@ -438,7 +438,7 @@
                     <pic:cNvPicPr/>
                   </pic:nvPicPr>
                   <pic:blipFill>
-                    <a:blip r:embed="rId11"/>
+                    <a:blip r:link="rId11"/>
                     <a:stretch>
                       <a:fillRect/>
                     </a:stretch>
@@ -491,7 +491,7 @@
                     <pic:cNvPicPr/>
                   </pic:nvPicPr>
                   <pic:blipFill>
-                    <a:blip r:embed="rId24"/>
+                    <a:blip r:link="rId24"/>
                     <a:stretch>
                       <a:fillRect/>
                     </a:stretch>

--- a/content/CP0507/CP0507-5.docx
+++ b/content/CP0507/CP0507-5.docx
@@ -33,6 +33,7 @@
           <w:p>
             <w:pPr>
               <w:rPr>
+                <w:rFonts w:cs="Arial"/>
                 <w:b/>
                 <w:bCs/>
                 <w:sz w:val="40"/>
@@ -54,30 +55,8 @@
           </w:tcPr>
           <w:p>
             <w:pPr>
-              <w:pStyle w:val="AIinstructions"/>
-            </w:pPr>
-            <w:r>
-              <w:t>worksheet&gt; &lt;filename&gt; “</w:t>
-            </w:r>
-            <w:r>
-              <w:t>CP</w:t>
-            </w:r>
-            <w:r>
-              <w:t>0507</w:t>
-            </w:r>
-            <w:r>
-              <w:t>-</w:t>
-            </w:r>
-            <w:r>
-              <w:t>5</w:t>
-            </w:r>
-            <w:r>
-              <w:t>.doc” &lt;/filename&gt;</w:t>
-            </w:r>
-          </w:p>
-          <w:p>
-            <w:pPr>
               <w:rPr>
+                <w:rFonts w:cs="Arial"/>
                 <w:b/>
                 <w:bCs/>
                 <w:sz w:val="40"/>
@@ -86,6 +65,7 @@
             </w:pPr>
             <w:r>
               <w:rPr>
+                <w:rFonts w:cs="Arial"/>
                 <w:b/>
                 <w:bCs/>
                 <w:sz w:val="40"/>
@@ -95,6 +75,7 @@
             </w:r>
             <w:r>
               <w:rPr>
+                <w:rFonts w:cs="Arial"/>
                 <w:b/>
                 <w:bCs/>
                 <w:sz w:val="40"/>
@@ -106,12 +87,14 @@
           <w:p>
             <w:pPr>
               <w:rPr>
+                <w:rFonts w:cs="Arial"/>
                 <w:sz w:val="32"/>
                 <w:szCs w:val="32"/>
               </w:rPr>
             </w:pPr>
             <w:r>
               <w:rPr>
+                <w:rFonts w:cs="Arial"/>
                 <w:sz w:val="32"/>
                 <w:szCs w:val="32"/>
               </w:rPr>
@@ -119,6 +102,7 @@
             </w:r>
             <w:r>
               <w:rPr>
+                <w:rFonts w:cs="Arial"/>
                 <w:sz w:val="32"/>
                 <w:szCs w:val="32"/>
               </w:rPr>
@@ -126,6 +110,7 @@
             </w:r>
             <w:r>
               <w:rPr>
+                <w:rFonts w:cs="Arial"/>
                 <w:sz w:val="32"/>
                 <w:szCs w:val="32"/>
               </w:rPr>
@@ -133,10 +118,28 @@
             </w:r>
             <w:r>
               <w:rPr>
+                <w:rFonts w:cs="Arial"/>
                 <w:sz w:val="32"/>
                 <w:szCs w:val="32"/>
               </w:rPr>
               <w:t xml:space="preserve"> control</w:t>
+            </w:r>
+          </w:p>
+          <w:p>
+            <w:pPr>
+              <w:rPr>
+                <w:rFonts w:cs="Arial"/>
+                <w:sz w:val="14"/>
+                <w:szCs w:val="14"/>
+              </w:rPr>
+            </w:pPr>
+            <w:r>
+              <w:rPr>
+                <w:rFonts w:cs="Arial"/>
+                <w:sz w:val="14"/>
+                <w:szCs w:val="14"/>
+              </w:rPr>
+              <w:t>CP0507-5</w:t>
             </w:r>
           </w:p>
         </w:tc>
@@ -154,6 +157,7 @@
             <w:pPr>
               <w:jc w:val="center"/>
               <w:rPr>
+                <w:rFonts w:cs="Arial"/>
                 <w:b/>
                 <w:bCs/>
                 <w:sz w:val="32"/>
@@ -162,6 +166,7 @@
             </w:pPr>
             <w:r>
               <w:rPr>
+                <w:rFonts w:cs="Arial"/>
                 <w:b/>
                 <w:bCs/>
                 <w:sz w:val="32"/>
@@ -252,7 +257,14 @@
               <w:right w:val="nil"/>
             </w:tcBorders>
           </w:tcPr>
-          <w:p/>
+          <w:p>
+            <w:pPr>
+              <w:widowControl w:val="0"/>
+              <w:rPr>
+                <w14:ligatures w14:val="none"/>
+              </w:rPr>
+            </w:pPr>
+          </w:p>
         </w:tc>
         <w:tc>
           <w:tcPr>
@@ -265,19 +277,55 @@
               <w:right w:val="nil"/>
             </w:tcBorders>
           </w:tcPr>
-          <w:p/>
           <w:p>
+            <w:pPr>
+              <w:widowControl w:val="0"/>
+              <w:rPr>
+                <w14:ligatures w14:val="none"/>
+              </w:rPr>
+            </w:pPr>
+          </w:p>
+          <w:p>
+            <w:pPr>
+              <w:widowControl w:val="0"/>
+              <w:rPr>
+                <w14:ligatures w14:val="none"/>
+              </w:rPr>
+            </w:pPr>
             <w:r>
+              <w:rPr>
+                <w14:ligatures w14:val="none"/>
+              </w:rPr>
               <w:t>Varying the power varies the speed, but that does not tell you how fast the motor is turning. For a DC motor some kind of feedback is needed. Then you can form a ‘closed loop’ system with a microcontroller: the microcontroller measures the speed and varies the power until the required speed of the motor is reached. This technique is used in all sorts of machines.</w:t>
             </w:r>
           </w:p>
-          <w:p/>
           <w:p>
+            <w:pPr>
+              <w:widowControl w:val="0"/>
+              <w:rPr>
+                <w14:ligatures w14:val="none"/>
+              </w:rPr>
+            </w:pPr>
+          </w:p>
+          <w:p>
+            <w:pPr>
+              <w:widowControl w:val="0"/>
+              <w:rPr>
+                <w14:ligatures w14:val="none"/>
+              </w:rPr>
+            </w:pPr>
             <w:r>
+              <w:rPr>
+                <w14:ligatures w14:val="none"/>
+              </w:rPr>
               <w:t>In this worksheet you learn how to make a system that will allow you to measure and then control motor speed.</w:t>
             </w:r>
           </w:p>
-          <w:p/>
+          <w:p>
+            <w:pPr>
+              <w:widowControl w:val="0"/>
+            </w:pPr>
+          </w:p>
         </w:tc>
         <w:tc>
           <w:tcPr>
@@ -296,7 +344,7 @@
                 <w:noProof/>
               </w:rPr>
               <w:drawing>
-                <wp:anchor distT="0" distB="0" distL="114300" distR="114300" simplePos="0" relativeHeight="251689984" behindDoc="0" locked="0" layoutInCell="1" allowOverlap="1" wp14:anchorId="58A1A4AA" wp14:editId="4C36EAE5">
+                <wp:anchor distT="0" distB="0" distL="114300" distR="114300" simplePos="0" relativeHeight="251689984" behindDoc="0" locked="0" layoutInCell="1" allowOverlap="1" wp14:anchorId="58A1A4AA" wp14:editId="66B54BDA">
                   <wp:simplePos x="0" y="0"/>
                   <wp:positionH relativeFrom="column">
                     <wp:posOffset>882296</wp:posOffset>
@@ -305,7 +353,7 @@
                     <wp:posOffset>155708</wp:posOffset>
                   </wp:positionV>
                   <wp:extent cx="2336454" cy="1835785"/>
-                  <wp:effectExtent l="0" t="0" r="6985" b="0"/>
+                  <wp:effectExtent l="0" t="0" r="6985" b="12065"/>
                   <wp:wrapNone/>
                   <wp:docPr id="897900004" name="quadrocopter.png" descr="A drone flying in the air&#10;&#10;Description automatically generated"/>
                   <wp:cNvGraphicFramePr>
@@ -319,7 +367,7 @@
                           <pic:cNvPicPr/>
                         </pic:nvPicPr>
                         <pic:blipFill>
-                          <a:blip r:link="rId23"/>
+                          <a:blip r:link="rId6"/>
                           <a:stretch>
                             <a:fillRect/>
                           </a:stretch>
@@ -423,58 +471,13 @@
           <w:noProof/>
         </w:rPr>
         <w:drawing>
-          <wp:inline distT="0" distB="0" distL="0" distR="0" wp14:anchorId="58681295" wp14:editId="15E54532">
-            <wp:extent cx="1440000" cy="331200"/>
-            <wp:effectExtent l="0" t="0" r="8255" b="0"/>
-            <wp:docPr id="1582839157" name="youtube logo.png" descr="A black text on a white background&#10;&#10;Description automatically generated"/>
-            <wp:cNvGraphicFramePr>
-              <a:graphicFrameLocks xmlns:a="http://schemas.openxmlformats.org/drawingml/2006/main" noChangeAspect="1"/>
-            </wp:cNvGraphicFramePr>
-            <a:graphic xmlns:a="http://schemas.openxmlformats.org/drawingml/2006/main">
-              <a:graphicData uri="http://schemas.openxmlformats.org/drawingml/2006/picture">
-                <pic:pic xmlns:pic="http://schemas.openxmlformats.org/drawingml/2006/picture">
-                  <pic:nvPicPr>
-                    <pic:cNvPr id="492528172" name="youtube logo.png" descr="A black text on a white background&#10;&#10;Description automatically generated"/>
-                    <pic:cNvPicPr/>
-                  </pic:nvPicPr>
-                  <pic:blipFill>
-                    <a:blip r:link="rId11"/>
-                    <a:stretch>
-                      <a:fillRect/>
-                    </a:stretch>
-                  </pic:blipFill>
-                  <pic:spPr>
-                    <a:xfrm>
-                      <a:off x="0" y="0"/>
-                      <a:ext cx="1440000" cy="331200"/>
-                    </a:xfrm>
-                    <a:prstGeom prst="rect">
-                      <a:avLst/>
-                    </a:prstGeom>
-                  </pic:spPr>
-                </pic:pic>
-              </a:graphicData>
-            </a:graphic>
-          </wp:inline>
-        </w:drawing>
-      </w:r>
-    </w:p>
-    <w:p>
-      <w:pPr>
-        <w:pStyle w:val="YouTubelinkURL"/>
-      </w:pPr>
-      <w:r>
-        <w:rPr>
-          <w:noProof/>
-        </w:rPr>
-        <w:drawing>
-          <wp:anchor distT="0" distB="0" distL="114300" distR="114300" simplePos="0" relativeHeight="251692032" behindDoc="0" locked="0" layoutInCell="1" allowOverlap="1" wp14:anchorId="71DE2490" wp14:editId="693ADF74">
+          <wp:anchor distT="0" distB="0" distL="114300" distR="114300" simplePos="0" relativeHeight="251692032" behindDoc="0" locked="0" layoutInCell="1" allowOverlap="1" wp14:anchorId="71DE2490" wp14:editId="31B854A7">
             <wp:simplePos x="0" y="0"/>
             <wp:positionH relativeFrom="column">
-              <wp:posOffset>1634490</wp:posOffset>
+              <wp:posOffset>1634531</wp:posOffset>
             </wp:positionH>
             <wp:positionV relativeFrom="paragraph">
-              <wp:posOffset>162551</wp:posOffset>
+              <wp:posOffset>612140</wp:posOffset>
             </wp:positionV>
             <wp:extent cx="3600000" cy="2023200"/>
             <wp:effectExtent l="0" t="0" r="635" b="0"/>
@@ -491,7 +494,7 @@
                     <pic:cNvPicPr/>
                   </pic:nvPicPr>
                   <pic:blipFill>
-                    <a:blip r:link="rId24"/>
+                    <a:blip r:embed="rId7" r:link="rId8"/>
                     <a:stretch>
                       <a:fillRect/>
                     </a:stretch>
@@ -517,198 +520,415 @@
           </wp:anchor>
         </w:drawing>
       </w:r>
-      <w:hyperlink r:id="rId25" w:tgtFrame="_blank" w:history="1">
-        <w:r>
-          <w:rPr>
-            <w:rStyle w:val="Hyperlink"/>
-            <w:color w:val="156082" w:themeColor="accent1"/>
-          </w:rPr>
-          <w:t>https://youtu.be/-hRHCYSXBSE</w:t>
-        </w:r>
-      </w:hyperlink>
+      <w:r>
+        <w:rPr>
+          <w:b/>
+          <w:bCs/>
+          <w:noProof/>
+        </w:rPr>
+        <w:drawing>
+          <wp:inline distT="0" distB="0" distL="0" distR="0" wp14:anchorId="58681295" wp14:editId="490212B5">
+            <wp:extent cx="1440000" cy="331200"/>
+            <wp:effectExtent l="0" t="0" r="8255" b="12065"/>
+            <wp:docPr id="1582839157" name="youtube logo.png" descr="A black text on a white background&#10;&#10;Description automatically generated"/>
+            <wp:cNvGraphicFramePr>
+              <a:graphicFrameLocks xmlns:a="http://schemas.openxmlformats.org/drawingml/2006/main" noChangeAspect="1"/>
+            </wp:cNvGraphicFramePr>
+            <a:graphic xmlns:a="http://schemas.openxmlformats.org/drawingml/2006/main">
+              <a:graphicData uri="http://schemas.openxmlformats.org/drawingml/2006/picture">
+                <pic:pic xmlns:pic="http://schemas.openxmlformats.org/drawingml/2006/picture">
+                  <pic:nvPicPr>
+                    <pic:cNvPr id="492528172" name="youtube logo.png" descr="A black text on a white background&#10;&#10;Description automatically generated"/>
+                    <pic:cNvPicPr/>
+                  </pic:nvPicPr>
+                  <pic:blipFill>
+                    <a:blip r:link="rId9"/>
+                    <a:stretch>
+                      <a:fillRect/>
+                    </a:stretch>
+                  </pic:blipFill>
+                  <pic:spPr>
+                    <a:xfrm>
+                      <a:off x="0" y="0"/>
+                      <a:ext cx="1440000" cy="331200"/>
+                    </a:xfrm>
+                    <a:prstGeom prst="rect">
+                      <a:avLst/>
+                    </a:prstGeom>
+                  </pic:spPr>
+                </pic:pic>
+              </a:graphicData>
+            </a:graphic>
+          </wp:inline>
+        </w:drawing>
+      </w:r>
     </w:p>
     <w:p>
       <w:pPr>
+        <w:widowControl w:val="0"/>
         <w:tabs>
           <w:tab w:val="left" w:pos="330"/>
         </w:tabs>
         <w:ind w:left="105"/>
-        <w:rPr>
-          <w:rFonts w:ascii="Calibri" w:hAnsi="Calibri" w:cs="Calibri"/>
-        </w:rPr>
-      </w:pPr>
-      <w:r>
-        <w:rPr>
-          <w:rFonts w:ascii="Calibri" w:hAnsi="Calibri" w:cs="Calibri"/>
-        </w:rPr>
-        <w:t xml:space="preserve">The DC motor rotor on the Actuators panel is fitted with a </w:t>
-      </w:r>
-      <w:proofErr w:type="gramStart"/>
-      <w:r>
-        <w:rPr>
-          <w:rFonts w:ascii="Calibri" w:hAnsi="Calibri" w:cs="Calibri"/>
-        </w:rPr>
-        <w:t>3 vein</w:t>
-      </w:r>
-      <w:proofErr w:type="gramEnd"/>
-      <w:r>
-        <w:rPr>
-          <w:rFonts w:ascii="Calibri" w:hAnsi="Calibri" w:cs="Calibri"/>
-        </w:rPr>
-        <w:t xml:space="preserve"> plastic disc and </w:t>
-      </w:r>
-      <w:proofErr w:type="spellStart"/>
-      <w:r>
-        <w:rPr>
-          <w:rFonts w:ascii="Calibri" w:hAnsi="Calibri" w:cs="Calibri"/>
-        </w:rPr>
-        <w:t>opto</w:t>
-      </w:r>
-      <w:proofErr w:type="spellEnd"/>
-      <w:r>
-        <w:rPr>
-          <w:rFonts w:ascii="Calibri" w:hAnsi="Calibri" w:cs="Calibri"/>
-        </w:rPr>
-        <w:t xml:space="preserve"> sensor. It creates pulses on the microcontroller input as the motor rotates.</w:t>
-      </w:r>
-      <w:r>
-        <w:rPr>
-          <w:rFonts w:ascii="Calibri" w:hAnsi="Calibri" w:cs="Calibri"/>
-        </w:rPr>
-        <w:t xml:space="preserve"> The technique of measuring speed involves measuring the time of the pulses from the </w:t>
-      </w:r>
-      <w:proofErr w:type="spellStart"/>
-      <w:r>
-        <w:rPr>
-          <w:rFonts w:ascii="Calibri" w:hAnsi="Calibri" w:cs="Calibri"/>
-        </w:rPr>
-        <w:t>opto</w:t>
-      </w:r>
-      <w:proofErr w:type="spellEnd"/>
-      <w:r>
-        <w:rPr>
-          <w:rFonts w:ascii="Calibri" w:hAnsi="Calibri" w:cs="Calibri"/>
-        </w:rPr>
-        <w:t xml:space="preserve"> sensor. This involves using a pin interrupt. Interrupts are complex because they can upset the other parts of the program if they are not handled carefully. </w:t>
+        <w:jc w:val="center"/>
+        <w:rPr>
+          <w:rFonts w:ascii="Roboto" w:hAnsi="Roboto" w:cs="Calibri"/>
+          <w:color w:val="0070C0"/>
+          <w14:ligatures w14:val="none"/>
+        </w:rPr>
+      </w:pPr>
+      <w:hyperlink r:id="rId10" w:history="1">
+        <w:r>
+          <w:rPr>
+            <w:rStyle w:val="Hyperlink"/>
+            <w:rFonts w:ascii="Roboto" w:hAnsi="Roboto" w:cs="Calibri"/>
+            <w:color w:val="0070C0"/>
+            <w14:ligatures w14:val="none"/>
+          </w:rPr>
+          <w:t>https://youtu.be/zp3eEyF9XUM</w:t>
+        </w:r>
+      </w:hyperlink>
+      <w:r>
+        <w:rPr>
+          <w:rFonts w:ascii="Roboto" w:hAnsi="Roboto" w:cs="Calibri"/>
+          <w:color w:val="0070C0"/>
+          <w14:ligatures w14:val="none"/>
+        </w:rPr>
+        <w:t xml:space="preserve"> </w:t>
       </w:r>
     </w:p>
     <w:p>
       <w:pPr>
+        <w:widowControl w:val="0"/>
         <w:tabs>
           <w:tab w:val="left" w:pos="330"/>
         </w:tabs>
         <w:ind w:left="105"/>
         <w:rPr>
           <w:rFonts w:ascii="Calibri" w:hAnsi="Calibri" w:cs="Calibri"/>
-        </w:rPr>
-      </w:pPr>
+          <w14:ligatures w14:val="none"/>
+        </w:rPr>
+      </w:pPr>
+      <w:r>
+        <w:rPr>
+          <w:rFonts w:ascii="Calibri" w:hAnsi="Calibri" w:cs="Calibri"/>
+          <w14:ligatures w14:val="none"/>
+        </w:rPr>
+        <w:t xml:space="preserve">The DC motor rotor on the Actuators panel is fitted with a </w:t>
+      </w:r>
       <w:proofErr w:type="gramStart"/>
       <w:r>
         <w:rPr>
           <w:rFonts w:ascii="Calibri" w:hAnsi="Calibri" w:cs="Calibri"/>
-        </w:rPr>
-        <w:t>So</w:t>
+          <w14:ligatures w14:val="none"/>
+        </w:rPr>
+        <w:t>3 vein</w:t>
       </w:r>
       <w:proofErr w:type="gramEnd"/>
       <w:r>
         <w:rPr>
           <w:rFonts w:ascii="Calibri" w:hAnsi="Calibri" w:cs="Calibri"/>
-        </w:rPr>
-        <w:t xml:space="preserve"> this is quite an advanced exercise.</w:t>
+          <w14:ligatures w14:val="none"/>
+        </w:rPr>
+        <w:t xml:space="preserve"> plastic disc and </w:t>
+      </w:r>
+      <w:proofErr w:type="spellStart"/>
+      <w:r>
+        <w:rPr>
+          <w:rFonts w:ascii="Calibri" w:hAnsi="Calibri" w:cs="Calibri"/>
+          <w14:ligatures w14:val="none"/>
+        </w:rPr>
+        <w:t>opto</w:t>
+      </w:r>
+      <w:proofErr w:type="spellEnd"/>
+      <w:r>
+        <w:rPr>
+          <w:rFonts w:ascii="Calibri" w:hAnsi="Calibri" w:cs="Calibri"/>
+          <w14:ligatures w14:val="none"/>
+        </w:rPr>
+        <w:t xml:space="preserve"> sensor. It creates pulses on the microcontroller input as the motor rotates.</w:t>
+      </w:r>
+      <w:r>
+        <w:rPr>
+          <w:rFonts w:ascii="Calibri" w:hAnsi="Calibri" w:cs="Calibri"/>
+          <w14:ligatures w14:val="none"/>
+        </w:rPr>
+        <w:t xml:space="preserve"> The technique of measuring speed involves measuring the time of the pulses from the </w:t>
+      </w:r>
+      <w:proofErr w:type="spellStart"/>
+      <w:r>
+        <w:rPr>
+          <w:rFonts w:ascii="Calibri" w:hAnsi="Calibri" w:cs="Calibri"/>
+          <w14:ligatures w14:val="none"/>
+        </w:rPr>
+        <w:t>opto</w:t>
+      </w:r>
+      <w:proofErr w:type="spellEnd"/>
+      <w:r>
+        <w:rPr>
+          <w:rFonts w:ascii="Calibri" w:hAnsi="Calibri" w:cs="Calibri"/>
+          <w14:ligatures w14:val="none"/>
+        </w:rPr>
+        <w:t xml:space="preserve"> sensor. This involves using a pin interrupt. Interrupts are complex because they can upset the other parts of the program if they are not handled carefully. </w:t>
       </w:r>
     </w:p>
     <w:p>
       <w:pPr>
-        <w:pStyle w:val="Heading2"/>
-      </w:pPr>
-      <w:r>
-        <w:t>Over to you:</w:t>
+        <w:widowControl w:val="0"/>
+        <w:tabs>
+          <w:tab w:val="left" w:pos="330"/>
+        </w:tabs>
+        <w:ind w:left="105"/>
+        <w:rPr>
+          <w:rFonts w:ascii="Calibri" w:hAnsi="Calibri" w:cs="Calibri"/>
+          <w14:ligatures w14:val="none"/>
+        </w:rPr>
+      </w:pPr>
+      <w:proofErr w:type="gramStart"/>
+      <w:r>
+        <w:rPr>
+          <w:rFonts w:ascii="Calibri" w:hAnsi="Calibri" w:cs="Calibri"/>
+          <w14:ligatures w14:val="none"/>
+        </w:rPr>
+        <w:t>So</w:t>
+      </w:r>
+      <w:proofErr w:type="gramEnd"/>
+      <w:r>
+        <w:rPr>
+          <w:rFonts w:ascii="Calibri" w:hAnsi="Calibri" w:cs="Calibri"/>
+          <w14:ligatures w14:val="none"/>
+        </w:rPr>
+        <w:t xml:space="preserve"> this is quite an advanced exercise.</w:t>
       </w:r>
     </w:p>
     <w:p>
       <w:pPr>
-        <w:pStyle w:val="Bullet"/>
-      </w:pPr>
-      <w:r>
-        <w:t xml:space="preserve">Watch the video “Controlling DC motors – </w:t>
-      </w:r>
-      <w:r>
-        <w:t>speed control</w:t>
-      </w:r>
-      <w:r>
-        <w:t xml:space="preserve">” on the </w:t>
-      </w:r>
-      <w:proofErr w:type="spellStart"/>
-      <w:r>
-        <w:t>Flowcode</w:t>
-      </w:r>
-      <w:proofErr w:type="spellEnd"/>
-      <w:r>
-        <w:t xml:space="preserve"> YouTube site. </w:t>
+        <w:widowControl w:val="0"/>
+        <w:tabs>
+          <w:tab w:val="left" w:pos="330"/>
+        </w:tabs>
+        <w:ind w:left="105"/>
+        <w:rPr>
+          <w:rFonts w:ascii="Calibri" w:hAnsi="Calibri" w:cs="Calibri"/>
+          <w:b/>
+          <w:bCs/>
+          <w14:ligatures w14:val="none"/>
+        </w:rPr>
+      </w:pPr>
+      <w:r>
+        <w:rPr>
+          <w:rFonts w:ascii="Calibri" w:hAnsi="Calibri" w:cs="Calibri"/>
+          <w:b/>
+          <w:bCs/>
+          <w14:ligatures w14:val="none"/>
+        </w:rPr>
+        <w:t>Over to you:</w:t>
       </w:r>
     </w:p>
     <w:p>
       <w:pPr>
-        <w:pStyle w:val="Bullet"/>
-      </w:pPr>
-      <w:r>
-        <w:t>Load the program “</w:t>
-      </w:r>
-      <w:r>
-        <w:t>Feedback control</w:t>
-      </w:r>
-      <w:r>
-        <w:t>” into your hardware. Set up the hardware as detailed in the program and compile your program to the microcontroller.</w:t>
+        <w:pStyle w:val="ListParagraph"/>
+        <w:widowControl w:val="0"/>
+        <w:numPr>
+          <w:ilvl w:val="0"/>
+          <w:numId w:val="4"/>
+        </w:numPr>
+        <w:tabs>
+          <w:tab w:val="left" w:pos="330"/>
+        </w:tabs>
+        <w:rPr>
+          <w:rFonts w:cs="Arial"/>
+          <w14:ligatures w14:val="none"/>
+        </w:rPr>
+      </w:pPr>
+      <w:r>
+        <w:rPr>
+          <w:rFonts w:cs="Arial"/>
+          <w14:ligatures w14:val="none"/>
+        </w:rPr>
+        <w:t xml:space="preserve">Watch the video “Controlling DC motors – </w:t>
+      </w:r>
+      <w:r>
+        <w:rPr>
+          <w:rFonts w:cs="Arial"/>
+          <w14:ligatures w14:val="none"/>
+        </w:rPr>
+        <w:t>speed control</w:t>
+      </w:r>
+      <w:r>
+        <w:rPr>
+          <w:rFonts w:cs="Arial"/>
+          <w14:ligatures w14:val="none"/>
+        </w:rPr>
+        <w:t xml:space="preserve">” on the </w:t>
+      </w:r>
+      <w:proofErr w:type="spellStart"/>
+      <w:r>
+        <w:rPr>
+          <w:rFonts w:cs="Arial"/>
+          <w14:ligatures w14:val="none"/>
+        </w:rPr>
+        <w:t>Flowcode</w:t>
+      </w:r>
+      <w:proofErr w:type="spellEnd"/>
+      <w:r>
+        <w:rPr>
+          <w:rFonts w:cs="Arial"/>
+          <w14:ligatures w14:val="none"/>
+        </w:rPr>
+        <w:t xml:space="preserve"> YouTube site. </w:t>
       </w:r>
     </w:p>
     <w:p>
       <w:pPr>
-        <w:pStyle w:val="Heading2"/>
-      </w:pPr>
-      <w:r>
-        <w:t>Challenge:</w:t>
+        <w:pStyle w:val="ListParagraph"/>
+        <w:widowControl w:val="0"/>
+        <w:numPr>
+          <w:ilvl w:val="0"/>
+          <w:numId w:val="4"/>
+        </w:numPr>
+        <w:tabs>
+          <w:tab w:val="left" w:pos="330"/>
+        </w:tabs>
+        <w:rPr>
+          <w:rFonts w:cs="Arial"/>
+          <w14:ligatures w14:val="none"/>
+        </w:rPr>
+      </w:pPr>
+      <w:r>
+        <w:rPr>
+          <w:rFonts w:cs="Arial"/>
+          <w14:ligatures w14:val="none"/>
+        </w:rPr>
+        <w:t>Load the program “Controlling DC motors - speed control” into your hardware. Set up the hardware as detailed in the program and compile your program to the microcontroller.</w:t>
       </w:r>
     </w:p>
     <w:p>
       <w:pPr>
-        <w:pStyle w:val="Bullet"/>
-      </w:pPr>
-      <w:r>
-        <w:t xml:space="preserve">Use the logic analyser to </w:t>
-      </w:r>
-      <w:r>
-        <w:t>understand the function of the program</w:t>
-      </w:r>
-      <w:r>
-        <w:t xml:space="preserve">. </w:t>
+        <w:widowControl w:val="0"/>
+        <w:tabs>
+          <w:tab w:val="left" w:pos="330"/>
+        </w:tabs>
+        <w:rPr>
+          <w:rFonts w:cs="Arial"/>
+          <w:b/>
+          <w:bCs/>
+          <w14:ligatures w14:val="none"/>
+        </w:rPr>
+      </w:pPr>
+      <w:r>
+        <w:rPr>
+          <w:rFonts w:cs="Arial"/>
+          <w:b/>
+          <w:bCs/>
+          <w14:ligatures w14:val="none"/>
+        </w:rPr>
+        <w:t>Challenge:</w:t>
       </w:r>
     </w:p>
     <w:p>
       <w:pPr>
-        <w:pStyle w:val="Bullet"/>
-      </w:pPr>
-      <w:r>
-        <w:t xml:space="preserve">Modify the program to form a closed loop system that varies the </w:t>
-      </w:r>
-      <w:r>
-        <w:t xml:space="preserve">speed of the DC motor. </w:t>
-      </w:r>
-      <w:r>
-        <w:t>Use two push to make switches to increase and decrease the speed</w:t>
-      </w:r>
-      <w:r>
-        <w:t>.</w:t>
+        <w:pStyle w:val="ListParagraph"/>
+        <w:widowControl w:val="0"/>
+        <w:numPr>
+          <w:ilvl w:val="0"/>
+          <w:numId w:val="4"/>
+        </w:numPr>
+        <w:tabs>
+          <w:tab w:val="left" w:pos="330"/>
+        </w:tabs>
+        <w:rPr>
+          <w:rFonts w:cs="Arial"/>
+          <w14:ligatures w14:val="none"/>
+        </w:rPr>
+      </w:pPr>
+      <w:r>
+        <w:rPr>
+          <w:rFonts w:cs="Arial"/>
+          <w14:ligatures w14:val="none"/>
+        </w:rPr>
+        <w:t xml:space="preserve">Use the logic analyser to </w:t>
+      </w:r>
+      <w:r>
+        <w:rPr>
+          <w:rFonts w:cs="Arial"/>
+          <w14:ligatures w14:val="none"/>
+        </w:rPr>
+        <w:t>understand the function of the program</w:t>
+      </w:r>
+      <w:r>
+        <w:rPr>
+          <w:rFonts w:cs="Arial"/>
+          <w14:ligatures w14:val="none"/>
+        </w:rPr>
+        <w:t xml:space="preserve">. </w:t>
       </w:r>
     </w:p>
     <w:p>
       <w:pPr>
-        <w:pStyle w:val="Heading2"/>
-      </w:pPr>
-      <w:r>
+        <w:pStyle w:val="ListParagraph"/>
+        <w:widowControl w:val="0"/>
+        <w:numPr>
+          <w:ilvl w:val="0"/>
+          <w:numId w:val="4"/>
+        </w:numPr>
+        <w:tabs>
+          <w:tab w:val="left" w:pos="330"/>
+        </w:tabs>
+        <w:rPr>
+          <w:rFonts w:cs="Arial"/>
+          <w14:ligatures w14:val="none"/>
+        </w:rPr>
+      </w:pPr>
+      <w:r>
+        <w:rPr>
+          <w:rFonts w:cs="Arial"/>
+          <w14:ligatures w14:val="none"/>
+        </w:rPr>
+        <w:t xml:space="preserve">Modify the program to form a closed loop system that varies the </w:t>
+      </w:r>
+      <w:r>
+        <w:rPr>
+          <w:rFonts w:cs="Arial"/>
+          <w14:ligatures w14:val="none"/>
+        </w:rPr>
+        <w:t xml:space="preserve">speed of the DC motor. </w:t>
+      </w:r>
+      <w:r>
+        <w:rPr>
+          <w:rFonts w:cs="Arial"/>
+          <w14:ligatures w14:val="none"/>
+        </w:rPr>
+        <w:t>Use two push to make switches to increase and decrease the speed</w:t>
+      </w:r>
+      <w:r>
+        <w:rPr>
+          <w:rFonts w:cs="Arial"/>
+          <w14:ligatures w14:val="none"/>
+        </w:rPr>
+        <w:t>.</w:t>
+      </w:r>
+    </w:p>
+    <w:p>
+      <w:pPr>
+        <w:rPr>
+          <w:b/>
+          <w:bCs/>
+        </w:rPr>
+      </w:pPr>
+      <w:r>
+        <w:rPr>
+          <w:b/>
+          <w:bCs/>
+        </w:rPr>
         <w:lastRenderedPageBreak/>
         <w:t>Hints</w:t>
       </w:r>
       <w:r>
+        <w:rPr>
+          <w:b/>
+          <w:bCs/>
+        </w:rPr>
         <w:t>:</w:t>
       </w:r>
     </w:p>
@@ -717,7 +937,7 @@
         <w:pStyle w:val="Numberedbullet"/>
         <w:numPr>
           <w:ilvl w:val="0"/>
-          <w:numId w:val="27"/>
+          <w:numId w:val="10"/>
         </w:numPr>
         <w:rPr>
           <w:rStyle w:val="NumberedbulletChar"/>
@@ -733,6 +953,10 @@
     <w:p>
       <w:pPr>
         <w:pStyle w:val="Numberedbullet"/>
+        <w:numPr>
+          <w:ilvl w:val="0"/>
+          <w:numId w:val="10"/>
+        </w:numPr>
         <w:rPr>
           <w:rStyle w:val="NumberedbulletChar"/>
         </w:rPr>
@@ -765,6 +989,10 @@
     <w:p>
       <w:pPr>
         <w:pStyle w:val="Numberedbullet"/>
+        <w:numPr>
+          <w:ilvl w:val="0"/>
+          <w:numId w:val="10"/>
+        </w:numPr>
         <w:rPr>
           <w:rStyle w:val="NumberedbulletChar"/>
         </w:rPr>
@@ -785,6 +1013,10 @@
     <w:p>
       <w:pPr>
         <w:pStyle w:val="Numberedbullet"/>
+        <w:numPr>
+          <w:ilvl w:val="0"/>
+          <w:numId w:val="10"/>
+        </w:numPr>
         <w:rPr>
           <w:rStyle w:val="NumberedbulletChar"/>
         </w:rPr>
@@ -823,6 +1055,10 @@
     <w:p>
       <w:pPr>
         <w:pStyle w:val="Numberedbullet"/>
+        <w:numPr>
+          <w:ilvl w:val="0"/>
+          <w:numId w:val="10"/>
+        </w:numPr>
         <w:rPr>
           <w:rStyle w:val="NumberedbulletChar"/>
         </w:rPr>
@@ -834,7 +1070,16 @@
         <w:t>Vary the DC motor power up or down depending on whether the TARGET_RPM is lower or greater than the RPM.</w:t>
       </w:r>
     </w:p>
-    <w:sectPr/>
+    <w:p/>
+    <w:sectPr>
+      <w:type w:val="continuous"/>
+      <w:pgSz w:w="11906" w:h="16838"/>
+      <w:pgMar w:top="907" w:right="567" w:bottom="567" w:left="567" w:header="709" w:footer="709" w:gutter="0"/>
+      <w:pgNumType w:start="0"/>
+      <w:cols w:space="708"/>
+      <w:titlePg/>
+      <w:docGrid w:linePitch="360"/>
+    </w:sectPr>
   </w:body>
 </w:document>
 </file>
@@ -1382,11 +1627,10 @@
   <w:abstractNum w:abstractNumId="5" w15:restartNumberingAfterBreak="0">
     <w:nsid w:val="510F0421"/>
     <w:multiLevelType w:val="hybridMultilevel"/>
-    <w:tmpl w:val="FEC092D4"/>
-    <w:lvl w:ilvl="0" w:tplc="7C900536">
-      <w:start w:val="1"/>
-      <w:numFmt w:val="bullet"/>
-      <w:pStyle w:val="Bullet"/>
+    <w:tmpl w:val="2BBAC80C"/>
+    <w:lvl w:ilvl="0" w:tplc="08090001">
+      <w:start w:val="1"/>
+      <w:numFmt w:val="bullet"/>
       <w:lvlText w:val=""/>
       <w:lvlJc w:val="left"/>
       <w:pPr>
@@ -1396,7 +1640,7 @@
         <w:rFonts w:ascii="Symbol" w:hAnsi="Symbol" w:hint="default"/>
       </w:rPr>
     </w:lvl>
-    <w:lvl w:ilvl="1" w:tplc="08090003">
+    <w:lvl w:ilvl="1" w:tplc="08090003" w:tentative="1">
       <w:start w:val="1"/>
       <w:numFmt w:val="bullet"/>
       <w:lvlText w:val="o"/>
@@ -1613,6 +1857,7 @@
     <w:lvl w:ilvl="0" w:tplc="2F0AFC86">
       <w:start w:val="1"/>
       <w:numFmt w:val="decimal"/>
+      <w:pStyle w:val="Numberedbullet"/>
       <w:lvlText w:val="%1."/>
       <w:lvlJc w:val="left"/>
       <w:pPr>
@@ -1806,93 +2051,6 @@
     </w:lvl>
   </w:abstractNum>
   <w:abstractNum w:abstractNumId="9" w15:restartNumberingAfterBreak="0">
-    <w:nsid w:val="691A4E7A"/>
-    <w:multiLevelType w:val="hybridMultilevel"/>
-    <w:tmpl w:val="30885F9E"/>
-    <w:lvl w:ilvl="0" w:tplc="E82A5A4C">
-      <w:start w:val="1"/>
-      <w:numFmt w:val="decimal"/>
-      <w:pStyle w:val="Numberedbullet"/>
-      <w:lvlText w:val="%1."/>
-      <w:lvlJc w:val="left"/>
-      <w:pPr>
-        <w:ind w:left="720" w:hanging="360"/>
-      </w:pPr>
-    </w:lvl>
-    <w:lvl w:ilvl="1" w:tplc="08090019" w:tentative="1">
-      <w:start w:val="1"/>
-      <w:numFmt w:val="lowerLetter"/>
-      <w:lvlText w:val="%2."/>
-      <w:lvlJc w:val="left"/>
-      <w:pPr>
-        <w:ind w:left="1440" w:hanging="360"/>
-      </w:pPr>
-    </w:lvl>
-    <w:lvl w:ilvl="2" w:tplc="0809001B" w:tentative="1">
-      <w:start w:val="1"/>
-      <w:numFmt w:val="lowerRoman"/>
-      <w:lvlText w:val="%3."/>
-      <w:lvlJc w:val="right"/>
-      <w:pPr>
-        <w:ind w:left="2160" w:hanging="180"/>
-      </w:pPr>
-    </w:lvl>
-    <w:lvl w:ilvl="3" w:tplc="0809000F" w:tentative="1">
-      <w:start w:val="1"/>
-      <w:numFmt w:val="decimal"/>
-      <w:lvlText w:val="%4."/>
-      <w:lvlJc w:val="left"/>
-      <w:pPr>
-        <w:ind w:left="2880" w:hanging="360"/>
-      </w:pPr>
-    </w:lvl>
-    <w:lvl w:ilvl="4" w:tplc="08090019" w:tentative="1">
-      <w:start w:val="1"/>
-      <w:numFmt w:val="lowerLetter"/>
-      <w:lvlText w:val="%5."/>
-      <w:lvlJc w:val="left"/>
-      <w:pPr>
-        <w:ind w:left="3600" w:hanging="360"/>
-      </w:pPr>
-    </w:lvl>
-    <w:lvl w:ilvl="5" w:tplc="0809001B" w:tentative="1">
-      <w:start w:val="1"/>
-      <w:numFmt w:val="lowerRoman"/>
-      <w:lvlText w:val="%6."/>
-      <w:lvlJc w:val="right"/>
-      <w:pPr>
-        <w:ind w:left="4320" w:hanging="180"/>
-      </w:pPr>
-    </w:lvl>
-    <w:lvl w:ilvl="6" w:tplc="0809000F" w:tentative="1">
-      <w:start w:val="1"/>
-      <w:numFmt w:val="decimal"/>
-      <w:lvlText w:val="%7."/>
-      <w:lvlJc w:val="left"/>
-      <w:pPr>
-        <w:ind w:left="5040" w:hanging="360"/>
-      </w:pPr>
-    </w:lvl>
-    <w:lvl w:ilvl="7" w:tplc="08090019" w:tentative="1">
-      <w:start w:val="1"/>
-      <w:numFmt w:val="lowerLetter"/>
-      <w:lvlText w:val="%8."/>
-      <w:lvlJc w:val="left"/>
-      <w:pPr>
-        <w:ind w:left="5760" w:hanging="360"/>
-      </w:pPr>
-    </w:lvl>
-    <w:lvl w:ilvl="8" w:tplc="0809001B" w:tentative="1">
-      <w:start w:val="1"/>
-      <w:numFmt w:val="lowerRoman"/>
-      <w:lvlText w:val="%9."/>
-      <w:lvlJc w:val="right"/>
-      <w:pPr>
-        <w:ind w:left="6480" w:hanging="180"/>
-      </w:pPr>
-    </w:lvl>
-  </w:abstractNum>
-  <w:abstractNum w:abstractNumId="10" w15:restartNumberingAfterBreak="0">
     <w:nsid w:val="71645606"/>
     <w:multiLevelType w:val="hybridMultilevel"/>
     <w:tmpl w:val="E12ACBC8"/>
@@ -2063,7 +2221,7 @@
     </w:lvlOverride>
   </w:num>
   <w:num w:numId="13" w16cid:durableId="365447515">
-    <w:abstractNumId w:val="10"/>
+    <w:abstractNumId w:val="9"/>
   </w:num>
   <w:num w:numId="14" w16cid:durableId="697898980">
     <w:abstractNumId w:val="4"/>
@@ -2097,36 +2255,6 @@
   </w:num>
   <w:num w:numId="21" w16cid:durableId="2013603019">
     <w:abstractNumId w:val="7"/>
-    <w:lvlOverride w:ilvl="0">
-      <w:startOverride w:val="1"/>
-    </w:lvlOverride>
-  </w:num>
-  <w:num w:numId="22" w16cid:durableId="2134008552">
-    <w:abstractNumId w:val="5"/>
-  </w:num>
-  <w:num w:numId="23" w16cid:durableId="759058088">
-    <w:abstractNumId w:val="9"/>
-  </w:num>
-  <w:num w:numId="24" w16cid:durableId="924612328">
-    <w:abstractNumId w:val="9"/>
-    <w:lvlOverride w:ilvl="0">
-      <w:startOverride w:val="1"/>
-    </w:lvlOverride>
-  </w:num>
-  <w:num w:numId="25" w16cid:durableId="259267358">
-    <w:abstractNumId w:val="9"/>
-    <w:lvlOverride w:ilvl="0">
-      <w:startOverride w:val="1"/>
-    </w:lvlOverride>
-  </w:num>
-  <w:num w:numId="26" w16cid:durableId="611596466">
-    <w:abstractNumId w:val="9"/>
-    <w:lvlOverride w:ilvl="0">
-      <w:startOverride w:val="1"/>
-    </w:lvlOverride>
-  </w:num>
-  <w:num w:numId="27" w16cid:durableId="1606500801">
-    <w:abstractNumId w:val="9"/>
     <w:lvlOverride w:ilvl="0">
       <w:startOverride w:val="1"/>
     </w:lvlOverride>
@@ -2534,14 +2662,10 @@
   <w:style w:type="paragraph" w:default="1" w:styleId="Normal">
     <w:name w:val="Normal"/>
     <w:qFormat/>
-    <w:rsid w:val="00C117D6"/>
-    <w:pPr>
-      <w:widowControl w:val="0"/>
-      <w:spacing w:after="0" w:line="240" w:lineRule="auto"/>
-    </w:pPr>
+    <w:rsid w:val="009B4993"/>
     <w:rPr>
-      <w:rFonts w:ascii="Arial" w:hAnsi="Arial" w:cs="Arial"/>
-      <w14:ligatures w14:val="none"/>
+      <w:rFonts w:ascii="Arial" w:hAnsi="Arial"/>
+      <w:sz w:val="24"/>
     </w:rPr>
   </w:style>
   <w:style w:type="paragraph" w:styleId="Heading1">
@@ -2551,7 +2675,7 @@
     <w:link w:val="Heading1Char"/>
     <w:uiPriority w:val="9"/>
     <w:qFormat/>
-    <w:rsid w:val="00C117D6"/>
+    <w:rsid w:val="00142591"/>
     <w:pPr>
       <w:keepNext/>
       <w:keepLines/>
@@ -2559,33 +2683,27 @@
       <w:outlineLvl w:val="0"/>
     </w:pPr>
     <w:rPr>
-      <w:rFonts w:eastAsiaTheme="majorEastAsia"/>
-      <w:b/>
-      <w:bCs/>
-      <w:sz w:val="28"/>
-      <w:szCs w:val="28"/>
+      <w:rFonts w:asciiTheme="majorHAnsi" w:eastAsiaTheme="majorEastAsia" w:hAnsiTheme="majorHAnsi" w:cstheme="majorBidi"/>
+      <w:color w:val="0F4761" w:themeColor="accent1" w:themeShade="BF"/>
+      <w:sz w:val="40"/>
+      <w:szCs w:val="40"/>
     </w:rPr>
   </w:style>
   <w:style w:type="paragraph" w:styleId="Heading2">
     <w:name w:val="heading 2"/>
-    <w:basedOn w:val="Normal"/>
+    <w:basedOn w:val="Heading3"/>
     <w:next w:val="Normal"/>
     <w:link w:val="Heading2Char"/>
     <w:uiPriority w:val="9"/>
     <w:unhideWhenUsed/>
     <w:qFormat/>
-    <w:rsid w:val="00C117D6"/>
+    <w:rsid w:val="005C2891"/>
     <w:pPr>
-      <w:keepNext/>
-      <w:keepLines/>
-      <w:spacing w:before="160" w:after="80"/>
       <w:outlineLvl w:val="1"/>
     </w:pPr>
     <w:rPr>
-      <w:rFonts w:eastAsiaTheme="majorEastAsia"/>
       <w:b/>
       <w:bCs/>
-      <w:color w:val="000000" w:themeColor="text1"/>
     </w:rPr>
   </w:style>
   <w:style w:type="paragraph" w:styleId="Heading3">
@@ -2596,7 +2714,7 @@
     <w:uiPriority w:val="9"/>
     <w:unhideWhenUsed/>
     <w:qFormat/>
-    <w:rsid w:val="00C117D6"/>
+    <w:rsid w:val="0001096B"/>
     <w:pPr>
       <w:keepNext/>
       <w:keepLines/>
@@ -2618,7 +2736,8 @@
     <w:uiPriority w:val="9"/>
     <w:semiHidden/>
     <w:unhideWhenUsed/>
-    <w:rsid w:val="00C117D6"/>
+    <w:qFormat/>
+    <w:rsid w:val="00142591"/>
     <w:pPr>
       <w:keepNext/>
       <w:keepLines/>
@@ -2641,7 +2760,7 @@
     <w:semiHidden/>
     <w:unhideWhenUsed/>
     <w:qFormat/>
-    <w:rsid w:val="00C117D6"/>
+    <w:rsid w:val="00142591"/>
     <w:pPr>
       <w:keepNext/>
       <w:keepLines/>
@@ -2662,11 +2781,11 @@
     <w:semiHidden/>
     <w:unhideWhenUsed/>
     <w:qFormat/>
-    <w:rsid w:val="00C117D6"/>
+    <w:rsid w:val="00142591"/>
     <w:pPr>
       <w:keepNext/>
       <w:keepLines/>
-      <w:spacing w:before="40"/>
+      <w:spacing w:before="40" w:after="0"/>
       <w:outlineLvl w:val="5"/>
     </w:pPr>
     <w:rPr>
@@ -2685,11 +2804,11 @@
     <w:semiHidden/>
     <w:unhideWhenUsed/>
     <w:qFormat/>
-    <w:rsid w:val="00C117D6"/>
+    <w:rsid w:val="00142591"/>
     <w:pPr>
       <w:keepNext/>
       <w:keepLines/>
-      <w:spacing w:before="40"/>
+      <w:spacing w:before="40" w:after="0"/>
       <w:outlineLvl w:val="6"/>
     </w:pPr>
     <w:rPr>
@@ -2706,10 +2825,11 @@
     <w:semiHidden/>
     <w:unhideWhenUsed/>
     <w:qFormat/>
-    <w:rsid w:val="00C117D6"/>
+    <w:rsid w:val="00142591"/>
     <w:pPr>
       <w:keepNext/>
       <w:keepLines/>
+      <w:spacing w:after="0"/>
       <w:outlineLvl w:val="7"/>
     </w:pPr>
     <w:rPr>
@@ -2728,10 +2848,11 @@
     <w:semiHidden/>
     <w:unhideWhenUsed/>
     <w:qFormat/>
-    <w:rsid w:val="00C117D6"/>
+    <w:rsid w:val="00142591"/>
     <w:pPr>
       <w:keepNext/>
       <w:keepLines/>
+      <w:spacing w:after="0"/>
       <w:outlineLvl w:val="8"/>
     </w:pPr>
     <w:rPr>
@@ -2771,14 +2892,12 @@
     <w:basedOn w:val="DefaultParagraphFont"/>
     <w:link w:val="Heading1"/>
     <w:uiPriority w:val="9"/>
-    <w:rsid w:val="00C117D6"/>
+    <w:rsid w:val="00142591"/>
     <w:rPr>
-      <w:rFonts w:ascii="Arial" w:eastAsiaTheme="majorEastAsia" w:hAnsi="Arial" w:cs="Arial"/>
-      <w:b/>
-      <w:bCs/>
-      <w:sz w:val="28"/>
-      <w:szCs w:val="28"/>
-      <w14:ligatures w14:val="none"/>
+      <w:rFonts w:asciiTheme="majorHAnsi" w:eastAsiaTheme="majorEastAsia" w:hAnsiTheme="majorHAnsi" w:cstheme="majorBidi"/>
+      <w:color w:val="0F4761" w:themeColor="accent1" w:themeShade="BF"/>
+      <w:sz w:val="40"/>
+      <w:szCs w:val="40"/>
     </w:rPr>
   </w:style>
   <w:style w:type="character" w:customStyle="1" w:styleId="Heading2Char">
@@ -2786,13 +2905,14 @@
     <w:basedOn w:val="DefaultParagraphFont"/>
     <w:link w:val="Heading2"/>
     <w:uiPriority w:val="9"/>
-    <w:rsid w:val="00C117D6"/>
+    <w:rsid w:val="005C2891"/>
     <w:rPr>
-      <w:rFonts w:ascii="Arial" w:eastAsiaTheme="majorEastAsia" w:hAnsi="Arial" w:cs="Arial"/>
+      <w:rFonts w:ascii="Arial" w:eastAsiaTheme="majorEastAsia" w:hAnsi="Arial" w:cstheme="majorBidi"/>
       <w:b/>
       <w:bCs/>
       <w:color w:val="000000" w:themeColor="text1"/>
-      <w14:ligatures w14:val="none"/>
+      <w:sz w:val="28"/>
+      <w:szCs w:val="28"/>
     </w:rPr>
   </w:style>
   <w:style w:type="character" w:customStyle="1" w:styleId="Heading3Char">
@@ -2800,13 +2920,12 @@
     <w:basedOn w:val="DefaultParagraphFont"/>
     <w:link w:val="Heading3"/>
     <w:uiPriority w:val="9"/>
-    <w:rsid w:val="00C117D6"/>
+    <w:rsid w:val="0001096B"/>
     <w:rPr>
-      <w:rFonts w:ascii="Arial" w:eastAsiaTheme="majorEastAsia" w:hAnsi="Arial" w:cstheme="majorBidi"/>
+      <w:rFonts w:eastAsiaTheme="majorEastAsia" w:cstheme="majorBidi"/>
       <w:color w:val="000000" w:themeColor="text1"/>
       <w:sz w:val="28"/>
       <w:szCs w:val="28"/>
-      <w14:ligatures w14:val="none"/>
     </w:rPr>
   </w:style>
   <w:style w:type="character" w:customStyle="1" w:styleId="Heading4Char">
@@ -2815,13 +2934,12 @@
     <w:link w:val="Heading4"/>
     <w:uiPriority w:val="9"/>
     <w:semiHidden/>
-    <w:rsid w:val="00C117D6"/>
+    <w:rsid w:val="00142591"/>
     <w:rPr>
-      <w:rFonts w:ascii="Arial" w:eastAsiaTheme="majorEastAsia" w:hAnsi="Arial" w:cstheme="majorBidi"/>
+      <w:rFonts w:eastAsiaTheme="majorEastAsia" w:cstheme="majorBidi"/>
       <w:i/>
       <w:iCs/>
       <w:color w:val="0F4761" w:themeColor="accent1" w:themeShade="BF"/>
-      <w14:ligatures w14:val="none"/>
     </w:rPr>
   </w:style>
   <w:style w:type="character" w:customStyle="1" w:styleId="Heading5Char">
@@ -2830,11 +2948,10 @@
     <w:link w:val="Heading5"/>
     <w:uiPriority w:val="9"/>
     <w:semiHidden/>
-    <w:rsid w:val="00C117D6"/>
+    <w:rsid w:val="00142591"/>
     <w:rPr>
-      <w:rFonts w:ascii="Arial" w:eastAsiaTheme="majorEastAsia" w:hAnsi="Arial" w:cstheme="majorBidi"/>
+      <w:rFonts w:eastAsiaTheme="majorEastAsia" w:cstheme="majorBidi"/>
       <w:color w:val="0F4761" w:themeColor="accent1" w:themeShade="BF"/>
-      <w14:ligatures w14:val="none"/>
     </w:rPr>
   </w:style>
   <w:style w:type="character" w:customStyle="1" w:styleId="Heading6Char">
@@ -2843,13 +2960,12 @@
     <w:link w:val="Heading6"/>
     <w:uiPriority w:val="9"/>
     <w:semiHidden/>
-    <w:rsid w:val="00C117D6"/>
+    <w:rsid w:val="00142591"/>
     <w:rPr>
-      <w:rFonts w:ascii="Arial" w:eastAsiaTheme="majorEastAsia" w:hAnsi="Arial" w:cstheme="majorBidi"/>
+      <w:rFonts w:eastAsiaTheme="majorEastAsia" w:cstheme="majorBidi"/>
       <w:i/>
       <w:iCs/>
       <w:color w:val="595959" w:themeColor="text1" w:themeTint="A6"/>
-      <w14:ligatures w14:val="none"/>
     </w:rPr>
   </w:style>
   <w:style w:type="character" w:customStyle="1" w:styleId="Heading7Char">
@@ -2858,11 +2974,10 @@
     <w:link w:val="Heading7"/>
     <w:uiPriority w:val="9"/>
     <w:semiHidden/>
-    <w:rsid w:val="00C117D6"/>
+    <w:rsid w:val="00142591"/>
     <w:rPr>
-      <w:rFonts w:ascii="Arial" w:eastAsiaTheme="majorEastAsia" w:hAnsi="Arial" w:cstheme="majorBidi"/>
+      <w:rFonts w:eastAsiaTheme="majorEastAsia" w:cstheme="majorBidi"/>
       <w:color w:val="595959" w:themeColor="text1" w:themeTint="A6"/>
-      <w14:ligatures w14:val="none"/>
     </w:rPr>
   </w:style>
   <w:style w:type="character" w:customStyle="1" w:styleId="Heading8Char">
@@ -2871,13 +2986,12 @@
     <w:link w:val="Heading8"/>
     <w:uiPriority w:val="9"/>
     <w:semiHidden/>
-    <w:rsid w:val="00C117D6"/>
+    <w:rsid w:val="00142591"/>
     <w:rPr>
-      <w:rFonts w:ascii="Arial" w:eastAsiaTheme="majorEastAsia" w:hAnsi="Arial" w:cstheme="majorBidi"/>
+      <w:rFonts w:eastAsiaTheme="majorEastAsia" w:cstheme="majorBidi"/>
       <w:i/>
       <w:iCs/>
       <w:color w:val="272727" w:themeColor="text1" w:themeTint="D8"/>
-      <w14:ligatures w14:val="none"/>
     </w:rPr>
   </w:style>
   <w:style w:type="character" w:customStyle="1" w:styleId="Heading9Char">
@@ -2886,50 +3000,44 @@
     <w:link w:val="Heading9"/>
     <w:uiPriority w:val="9"/>
     <w:semiHidden/>
-    <w:rsid w:val="00C117D6"/>
+    <w:rsid w:val="00142591"/>
     <w:rPr>
-      <w:rFonts w:ascii="Arial" w:eastAsiaTheme="majorEastAsia" w:hAnsi="Arial" w:cstheme="majorBidi"/>
+      <w:rFonts w:eastAsiaTheme="majorEastAsia" w:cstheme="majorBidi"/>
       <w:color w:val="272727" w:themeColor="text1" w:themeTint="D8"/>
-      <w14:ligatures w14:val="none"/>
     </w:rPr>
   </w:style>
   <w:style w:type="paragraph" w:styleId="Title">
     <w:name w:val="Title"/>
-    <w:aliases w:val="Worksheet title"/>
     <w:basedOn w:val="Normal"/>
     <w:next w:val="Normal"/>
     <w:link w:val="TitleChar"/>
     <w:uiPriority w:val="10"/>
-    <w:rsid w:val="00C117D6"/>
+    <w:qFormat/>
+    <w:rsid w:val="00142591"/>
     <w:pPr>
+      <w:spacing w:after="80" w:line="240" w:lineRule="auto"/>
       <w:contextualSpacing/>
     </w:pPr>
     <w:rPr>
-      <w:rFonts w:eastAsiaTheme="majorEastAsia"/>
-      <w:b/>
-      <w:bCs/>
+      <w:rFonts w:asciiTheme="majorHAnsi" w:eastAsiaTheme="majorEastAsia" w:hAnsiTheme="majorHAnsi" w:cstheme="majorBidi"/>
       <w:spacing w:val="-10"/>
       <w:kern w:val="28"/>
-      <w:sz w:val="40"/>
-      <w:szCs w:val="40"/>
+      <w:sz w:val="56"/>
+      <w:szCs w:val="56"/>
     </w:rPr>
   </w:style>
   <w:style w:type="character" w:customStyle="1" w:styleId="TitleChar">
     <w:name w:val="Title Char"/>
-    <w:aliases w:val="Worksheet title Char"/>
     <w:basedOn w:val="DefaultParagraphFont"/>
     <w:link w:val="Title"/>
     <w:uiPriority w:val="10"/>
-    <w:rsid w:val="00C117D6"/>
+    <w:rsid w:val="00142591"/>
     <w:rPr>
-      <w:rFonts w:ascii="Arial" w:eastAsiaTheme="majorEastAsia" w:hAnsi="Arial" w:cs="Arial"/>
-      <w:b/>
-      <w:bCs/>
+      <w:rFonts w:asciiTheme="majorHAnsi" w:eastAsiaTheme="majorEastAsia" w:hAnsiTheme="majorHAnsi" w:cstheme="majorBidi"/>
       <w:spacing w:val="-10"/>
       <w:kern w:val="28"/>
-      <w:sz w:val="40"/>
-      <w:szCs w:val="40"/>
-      <w14:ligatures w14:val="none"/>
+      <w:sz w:val="56"/>
+      <w:szCs w:val="56"/>
     </w:rPr>
   </w:style>
   <w:style w:type="paragraph" w:styleId="Subtitle">
@@ -2939,7 +3047,7 @@
     <w:link w:val="SubtitleChar"/>
     <w:uiPriority w:val="11"/>
     <w:qFormat/>
-    <w:rsid w:val="00C117D6"/>
+    <w:rsid w:val="00142591"/>
     <w:pPr>
       <w:numPr>
         <w:ilvl w:val="1"/>
@@ -2958,24 +3066,23 @@
     <w:basedOn w:val="DefaultParagraphFont"/>
     <w:link w:val="Subtitle"/>
     <w:uiPriority w:val="11"/>
-    <w:rsid w:val="00C117D6"/>
+    <w:rsid w:val="00142591"/>
     <w:rPr>
-      <w:rFonts w:ascii="Arial" w:eastAsiaTheme="majorEastAsia" w:hAnsi="Arial" w:cstheme="majorBidi"/>
+      <w:rFonts w:eastAsiaTheme="majorEastAsia" w:cstheme="majorBidi"/>
       <w:color w:val="595959" w:themeColor="text1" w:themeTint="A6"/>
       <w:spacing w:val="15"/>
       <w:sz w:val="28"/>
       <w:szCs w:val="28"/>
-      <w14:ligatures w14:val="none"/>
     </w:rPr>
   </w:style>
   <w:style w:type="paragraph" w:styleId="Quote">
     <w:name w:val="Quote"/>
-    <w:aliases w:val="Pack title small"/>
     <w:basedOn w:val="Normal"/>
     <w:next w:val="Normal"/>
     <w:link w:val="QuoteChar"/>
     <w:uiPriority w:val="29"/>
-    <w:rsid w:val="00C117D6"/>
+    <w:qFormat/>
+    <w:rsid w:val="00142591"/>
     <w:pPr>
       <w:spacing w:before="160"/>
       <w:jc w:val="center"/>
@@ -2988,27 +3095,23 @@
   </w:style>
   <w:style w:type="character" w:customStyle="1" w:styleId="QuoteChar">
     <w:name w:val="Quote Char"/>
-    <w:aliases w:val="Pack title small Char"/>
     <w:basedOn w:val="DefaultParagraphFont"/>
     <w:link w:val="Quote"/>
     <w:uiPriority w:val="29"/>
-    <w:rsid w:val="00C117D6"/>
+    <w:rsid w:val="00142591"/>
     <w:rPr>
-      <w:rFonts w:ascii="Arial" w:hAnsi="Arial" w:cs="Arial"/>
       <w:i/>
       <w:iCs/>
       <w:color w:val="404040" w:themeColor="text1" w:themeTint="BF"/>
-      <w14:ligatures w14:val="none"/>
     </w:rPr>
   </w:style>
   <w:style w:type="paragraph" w:styleId="ListParagraph">
     <w:name w:val="List Paragraph"/>
-    <w:aliases w:val="Contents list"/>
     <w:basedOn w:val="Normal"/>
     <w:link w:val="ListParagraphChar"/>
     <w:uiPriority w:val="34"/>
     <w:qFormat/>
-    <w:rsid w:val="00C117D6"/>
+    <w:rsid w:val="00142591"/>
     <w:pPr>
       <w:ind w:left="720"/>
       <w:contextualSpacing/>
@@ -3018,7 +3121,8 @@
     <w:name w:val="Intense Emphasis"/>
     <w:basedOn w:val="DefaultParagraphFont"/>
     <w:uiPriority w:val="21"/>
-    <w:rsid w:val="00C117D6"/>
+    <w:qFormat/>
+    <w:rsid w:val="00142591"/>
     <w:rPr>
       <w:i/>
       <w:iCs/>
@@ -3031,7 +3135,8 @@
     <w:next w:val="Normal"/>
     <w:link w:val="IntenseQuoteChar"/>
     <w:uiPriority w:val="30"/>
-    <w:rsid w:val="00C117D6"/>
+    <w:qFormat/>
+    <w:rsid w:val="00142591"/>
     <w:pPr>
       <w:pBdr>
         <w:top w:val="single" w:sz="4" w:space="10" w:color="0F4761" w:themeColor="accent1" w:themeShade="BF"/>
@@ -3052,20 +3157,19 @@
     <w:basedOn w:val="DefaultParagraphFont"/>
     <w:link w:val="IntenseQuote"/>
     <w:uiPriority w:val="30"/>
-    <w:rsid w:val="00C117D6"/>
+    <w:rsid w:val="00142591"/>
     <w:rPr>
-      <w:rFonts w:ascii="Arial" w:hAnsi="Arial" w:cs="Arial"/>
       <w:i/>
       <w:iCs/>
       <w:color w:val="0F4761" w:themeColor="accent1" w:themeShade="BF"/>
-      <w14:ligatures w14:val="none"/>
     </w:rPr>
   </w:style>
   <w:style w:type="character" w:styleId="IntenseReference">
     <w:name w:val="Intense Reference"/>
     <w:basedOn w:val="DefaultParagraphFont"/>
     <w:uiPriority w:val="32"/>
-    <w:rsid w:val="00C117D6"/>
+    <w:qFormat/>
+    <w:rsid w:val="00142591"/>
     <w:rPr>
       <w:b/>
       <w:bCs/>
@@ -3078,7 +3182,7 @@
     <w:name w:val="Table Grid"/>
     <w:basedOn w:val="TableNormal"/>
     <w:uiPriority w:val="39"/>
-    <w:rsid w:val="00C117D6"/>
+    <w:rsid w:val="00142591"/>
     <w:pPr>
       <w:spacing w:after="0" w:line="240" w:lineRule="auto"/>
     </w:pPr>
@@ -3096,16 +3200,15 @@
   <w:style w:type="paragraph" w:customStyle="1" w:styleId="Normalbullet">
     <w:name w:val="Normal bullet"/>
     <w:basedOn w:val="Normal"/>
-    <w:rsid w:val="00C117D6"/>
+    <w:rsid w:val="00142591"/>
     <w:pPr>
       <w:spacing w:after="120" w:line="300" w:lineRule="auto"/>
       <w:ind w:left="273" w:hanging="273"/>
     </w:pPr>
     <w:rPr>
-      <w:rFonts w:eastAsia="Times New Roman"/>
+      <w:rFonts w:eastAsia="Times New Roman" w:cs="Arial"/>
       <w:color w:val="000000"/>
       <w:kern w:val="28"/>
-      <w:sz w:val="24"/>
       <w:szCs w:val="20"/>
       <w:lang w:eastAsia="en-GB"/>
       <w14:ligatures w14:val="standard"/>
@@ -3117,7 +3220,7 @@
     <w:link w:val="NoSpacingChar"/>
     <w:uiPriority w:val="1"/>
     <w:qFormat/>
-    <w:rsid w:val="00C117D6"/>
+    <w:rsid w:val="0000079C"/>
     <w:pPr>
       <w:spacing w:after="0" w:line="240" w:lineRule="auto"/>
     </w:pPr>
@@ -3133,7 +3236,7 @@
     <w:basedOn w:val="DefaultParagraphFont"/>
     <w:link w:val="NoSpacing"/>
     <w:uiPriority w:val="1"/>
-    <w:rsid w:val="00C117D6"/>
+    <w:rsid w:val="0000079C"/>
     <w:rPr>
       <w:rFonts w:eastAsiaTheme="minorEastAsia"/>
       <w:kern w:val="0"/>
@@ -3156,33 +3259,36 @@
     <w:basedOn w:val="ListParagraph"/>
     <w:link w:val="NumberedbulletChar"/>
     <w:qFormat/>
-    <w:rsid w:val="00C117D6"/>
+    <w:rsid w:val="009B4993"/>
     <w:pPr>
+      <w:widowControl w:val="0"/>
       <w:numPr>
-        <w:numId w:val="23"/>
+        <w:numId w:val="5"/>
       </w:numPr>
-      <w:spacing w:line="288" w:lineRule="auto"/>
+      <w:tabs>
+        <w:tab w:val="left" w:pos="330"/>
+      </w:tabs>
     </w:pPr>
+    <w:rPr>
+      <w:rFonts w:cs="Calibri"/>
+      <w14:ligatures w14:val="none"/>
+    </w:rPr>
   </w:style>
   <w:style w:type="character" w:customStyle="1" w:styleId="ListParagraphChar">
     <w:name w:val="List Paragraph Char"/>
-    <w:aliases w:val="Contents list Char"/>
     <w:basedOn w:val="DefaultParagraphFont"/>
     <w:link w:val="ListParagraph"/>
     <w:uiPriority w:val="34"/>
-    <w:rsid w:val="00C117D6"/>
-    <w:rPr>
-      <w:rFonts w:ascii="Arial" w:hAnsi="Arial" w:cs="Arial"/>
-      <w14:ligatures w14:val="none"/>
-    </w:rPr>
+    <w:rsid w:val="00794596"/>
   </w:style>
   <w:style w:type="character" w:customStyle="1" w:styleId="NumberedbulletChar">
     <w:name w:val="Numbered bullet Char"/>
     <w:basedOn w:val="ListParagraphChar"/>
     <w:link w:val="Numberedbullet"/>
-    <w:rsid w:val="00C117D6"/>
+    <w:rsid w:val="009B4993"/>
     <w:rPr>
-      <w:rFonts w:ascii="Arial" w:hAnsi="Arial" w:cs="Arial"/>
+      <w:rFonts w:ascii="Arial" w:hAnsi="Arial" w:cs="Calibri"/>
+      <w:sz w:val="24"/>
       <w14:ligatures w14:val="none"/>
     </w:rPr>
   </w:style>
@@ -3191,7 +3297,7 @@
     <w:basedOn w:val="DefaultParagraphFont"/>
     <w:uiPriority w:val="99"/>
     <w:unhideWhenUsed/>
-    <w:rsid w:val="00C117D6"/>
+    <w:rsid w:val="00DA5B27"/>
     <w:rPr>
       <w:color w:val="467886" w:themeColor="hyperlink"/>
       <w:u w:val="single"/>
@@ -3203,328 +3309,10 @@
     <w:uiPriority w:val="99"/>
     <w:semiHidden/>
     <w:unhideWhenUsed/>
-    <w:rsid w:val="00C117D6"/>
+    <w:rsid w:val="00DA5B27"/>
     <w:rPr>
       <w:color w:val="605E5C"/>
       <w:shd w:val="clear" w:color="auto" w:fill="E1DFDD"/>
-    </w:rPr>
-  </w:style>
-  <w:style w:type="character" w:styleId="BookTitle">
-    <w:name w:val="Book Title"/>
-    <w:basedOn w:val="DefaultParagraphFont"/>
-    <w:uiPriority w:val="33"/>
-    <w:qFormat/>
-    <w:rsid w:val="00C117D6"/>
-    <w:rPr>
-      <w:b/>
-      <w:bCs/>
-      <w:i/>
-      <w:iCs/>
-      <w:spacing w:val="5"/>
-    </w:rPr>
-  </w:style>
-  <w:style w:type="paragraph" w:customStyle="1" w:styleId="Bullet">
-    <w:name w:val="Bullet"/>
-    <w:basedOn w:val="ListParagraph"/>
-    <w:link w:val="BulletChar"/>
-    <w:qFormat/>
-    <w:rsid w:val="00C117D6"/>
-    <w:pPr>
-      <w:numPr>
-        <w:numId w:val="22"/>
-      </w:numPr>
-      <w:spacing w:before="120" w:after="120" w:line="288" w:lineRule="auto"/>
-    </w:pPr>
-  </w:style>
-  <w:style w:type="character" w:customStyle="1" w:styleId="BulletChar">
-    <w:name w:val="Bullet Char"/>
-    <w:basedOn w:val="ListParagraphChar"/>
-    <w:link w:val="Bullet"/>
-    <w:rsid w:val="00C117D6"/>
-    <w:rPr>
-      <w:rFonts w:ascii="Arial" w:hAnsi="Arial" w:cs="Arial"/>
-      <w14:ligatures w14:val="none"/>
-    </w:rPr>
-  </w:style>
-  <w:style w:type="paragraph" w:customStyle="1" w:styleId="Contents">
-    <w:name w:val="Contents"/>
-    <w:basedOn w:val="ListParagraph"/>
-    <w:link w:val="ContentsChar"/>
-    <w:qFormat/>
-    <w:rsid w:val="00C117D6"/>
-    <w:pPr>
-      <w:spacing w:line="336" w:lineRule="auto"/>
-    </w:pPr>
-  </w:style>
-  <w:style w:type="character" w:customStyle="1" w:styleId="ContentsChar">
-    <w:name w:val="Contents Char"/>
-    <w:basedOn w:val="ListParagraphChar"/>
-    <w:link w:val="Contents"/>
-    <w:rsid w:val="00C117D6"/>
-    <w:rPr>
-      <w:rFonts w:ascii="Arial" w:hAnsi="Arial" w:cs="Arial"/>
-      <w14:ligatures w14:val="none"/>
-    </w:rPr>
-  </w:style>
-  <w:style w:type="paragraph" w:customStyle="1" w:styleId="Packtitle">
-    <w:name w:val="Pack title"/>
-    <w:basedOn w:val="Normal"/>
-    <w:link w:val="PacktitleChar"/>
-    <w:qFormat/>
-    <w:rsid w:val="00C117D6"/>
-    <w:pPr>
-      <w:jc w:val="center"/>
-    </w:pPr>
-    <w:rPr>
-      <w:b/>
-      <w:bCs/>
-      <w:sz w:val="36"/>
-      <w:szCs w:val="36"/>
-    </w:rPr>
-  </w:style>
-  <w:style w:type="character" w:customStyle="1" w:styleId="PacktitleChar">
-    <w:name w:val="Pack title Char"/>
-    <w:basedOn w:val="DefaultParagraphFont"/>
-    <w:link w:val="Packtitle"/>
-    <w:rsid w:val="00C117D6"/>
-    <w:rPr>
-      <w:rFonts w:ascii="Arial" w:hAnsi="Arial" w:cs="Arial"/>
-      <w:b/>
-      <w:bCs/>
-      <w:sz w:val="36"/>
-      <w:szCs w:val="36"/>
-      <w14:ligatures w14:val="none"/>
-    </w:rPr>
-  </w:style>
-  <w:style w:type="paragraph" w:customStyle="1" w:styleId="Packtitle-topright">
-    <w:name w:val="Pack title - top right"/>
-    <w:basedOn w:val="Quote"/>
-    <w:link w:val="Packtitle-toprightChar"/>
-    <w:qFormat/>
-    <w:rsid w:val="00C117D6"/>
-    <w:pPr>
-      <w:spacing w:before="0"/>
-    </w:pPr>
-    <w:rPr>
-      <w:b/>
-      <w:bCs/>
-      <w:i w:val="0"/>
-      <w:iCs w:val="0"/>
-      <w:sz w:val="32"/>
-      <w:szCs w:val="32"/>
-    </w:rPr>
-  </w:style>
-  <w:style w:type="character" w:customStyle="1" w:styleId="Packtitle-toprightChar">
-    <w:name w:val="Pack title - top right Char"/>
-    <w:basedOn w:val="QuoteChar"/>
-    <w:link w:val="Packtitle-topright"/>
-    <w:rsid w:val="00C117D6"/>
-    <w:rPr>
-      <w:rFonts w:ascii="Arial" w:hAnsi="Arial" w:cs="Arial"/>
-      <w:b/>
-      <w:bCs/>
-      <w:i w:val="0"/>
-      <w:iCs w:val="0"/>
-      <w:color w:val="404040" w:themeColor="text1" w:themeTint="BF"/>
-      <w:sz w:val="32"/>
-      <w:szCs w:val="32"/>
-      <w14:ligatures w14:val="none"/>
-    </w:rPr>
-  </w:style>
-  <w:style w:type="paragraph" w:customStyle="1" w:styleId="Wsname">
-    <w:name w:val="Ws name"/>
-    <w:basedOn w:val="Normal"/>
-    <w:link w:val="WsnameChar"/>
-    <w:qFormat/>
-    <w:rsid w:val="00C117D6"/>
-    <w:rPr>
-      <w:b/>
-      <w:bCs/>
-      <w:sz w:val="28"/>
-      <w:szCs w:val="28"/>
-    </w:rPr>
-  </w:style>
-  <w:style w:type="character" w:customStyle="1" w:styleId="WsnameChar">
-    <w:name w:val="Ws name Char"/>
-    <w:basedOn w:val="DefaultParagraphFont"/>
-    <w:link w:val="Wsname"/>
-    <w:rsid w:val="00C117D6"/>
-    <w:rPr>
-      <w:rFonts w:ascii="Arial" w:hAnsi="Arial" w:cs="Arial"/>
-      <w:b/>
-      <w:bCs/>
-      <w:sz w:val="28"/>
-      <w:szCs w:val="28"/>
-      <w14:ligatures w14:val="none"/>
-    </w:rPr>
-  </w:style>
-  <w:style w:type="paragraph" w:customStyle="1" w:styleId="Wsnumber">
-    <w:name w:val="Ws number"/>
-    <w:basedOn w:val="Title"/>
-    <w:link w:val="WsnumberChar"/>
-    <w:qFormat/>
-    <w:rsid w:val="00C117D6"/>
-  </w:style>
-  <w:style w:type="character" w:customStyle="1" w:styleId="WsnumberChar">
-    <w:name w:val="Ws number Char"/>
-    <w:basedOn w:val="TitleChar"/>
-    <w:link w:val="Wsnumber"/>
-    <w:rsid w:val="00C117D6"/>
-    <w:rPr>
-      <w:rFonts w:ascii="Arial" w:eastAsiaTheme="majorEastAsia" w:hAnsi="Arial" w:cs="Arial"/>
-      <w:b/>
-      <w:bCs/>
-      <w:spacing w:val="-10"/>
-      <w:kern w:val="28"/>
-      <w:sz w:val="40"/>
-      <w:szCs w:val="40"/>
-      <w14:ligatures w14:val="none"/>
-    </w:rPr>
-  </w:style>
-  <w:style w:type="paragraph" w:customStyle="1" w:styleId="Wsreference">
-    <w:name w:val="Ws reference"/>
-    <w:basedOn w:val="Normal"/>
-    <w:link w:val="WsreferenceChar"/>
-    <w:qFormat/>
-    <w:rsid w:val="00C117D6"/>
-    <w:rPr>
-      <w:sz w:val="18"/>
-      <w:szCs w:val="18"/>
-    </w:rPr>
-  </w:style>
-  <w:style w:type="character" w:customStyle="1" w:styleId="WsreferenceChar">
-    <w:name w:val="Ws reference Char"/>
-    <w:basedOn w:val="DefaultParagraphFont"/>
-    <w:link w:val="Wsreference"/>
-    <w:rsid w:val="00C117D6"/>
-    <w:rPr>
-      <w:rFonts w:ascii="Arial" w:hAnsi="Arial" w:cs="Arial"/>
-      <w:sz w:val="18"/>
-      <w:szCs w:val="18"/>
-      <w14:ligatures w14:val="none"/>
-    </w:rPr>
-  </w:style>
-  <w:style w:type="paragraph" w:customStyle="1" w:styleId="YouTubelinkURL">
-    <w:name w:val="YouTube link URL"/>
-    <w:basedOn w:val="Normal"/>
-    <w:link w:val="YouTubelinkURLChar"/>
-    <w:qFormat/>
-    <w:rsid w:val="00C117D6"/>
-    <w:pPr>
-      <w:spacing w:after="120"/>
-      <w:jc w:val="center"/>
-    </w:pPr>
-    <w:rPr>
-      <w:rFonts w:ascii="Calibri" w:hAnsi="Calibri" w:cs="Calibri"/>
-      <w:b/>
-      <w:bCs/>
-      <w:color w:val="156082" w:themeColor="accent1"/>
-      <w:sz w:val="24"/>
-      <w:szCs w:val="24"/>
-      <w:u w:val="single"/>
-    </w:rPr>
-  </w:style>
-  <w:style w:type="character" w:customStyle="1" w:styleId="YouTubelinkURLChar">
-    <w:name w:val="YouTube link URL Char"/>
-    <w:basedOn w:val="DefaultParagraphFont"/>
-    <w:link w:val="YouTubelinkURL"/>
-    <w:rsid w:val="00C117D6"/>
-    <w:rPr>
-      <w:rFonts w:ascii="Calibri" w:hAnsi="Calibri" w:cs="Calibri"/>
-      <w:b/>
-      <w:bCs/>
-      <w:color w:val="156082" w:themeColor="accent1"/>
-      <w:sz w:val="24"/>
-      <w:szCs w:val="24"/>
-      <w:u w:val="single"/>
-      <w14:ligatures w14:val="none"/>
-    </w:rPr>
-  </w:style>
-  <w:style w:type="character" w:styleId="FollowedHyperlink">
-    <w:name w:val="FollowedHyperlink"/>
-    <w:basedOn w:val="DefaultParagraphFont"/>
-    <w:uiPriority w:val="99"/>
-    <w:semiHidden/>
-    <w:unhideWhenUsed/>
-    <w:rsid w:val="00964FB8"/>
-    <w:rPr>
-      <w:color w:val="96607D" w:themeColor="followedHyperlink"/>
-      <w:u w:val="single"/>
-    </w:rPr>
-  </w:style>
-  <w:style w:type="paragraph" w:styleId="Header">
-    <w:name w:val="header"/>
-    <w:basedOn w:val="Normal"/>
-    <w:link w:val="HeaderChar"/>
-    <w:uiPriority w:val="99"/>
-    <w:unhideWhenUsed/>
-    <w:rsid w:val="00482487"/>
-    <w:pPr>
-      <w:tabs>
-        <w:tab w:val="center" w:pos="4513"/>
-        <w:tab w:val="right" w:pos="9026"/>
-      </w:tabs>
-    </w:pPr>
-  </w:style>
-  <w:style w:type="character" w:customStyle="1" w:styleId="HeaderChar">
-    <w:name w:val="Header Char"/>
-    <w:basedOn w:val="DefaultParagraphFont"/>
-    <w:link w:val="Header"/>
-    <w:uiPriority w:val="99"/>
-    <w:rsid w:val="00482487"/>
-    <w:rPr>
-      <w:rFonts w:ascii="Arial" w:hAnsi="Arial" w:cs="Arial"/>
-      <w14:ligatures w14:val="none"/>
-    </w:rPr>
-  </w:style>
-  <w:style w:type="paragraph" w:styleId="Footer">
-    <w:name w:val="footer"/>
-    <w:basedOn w:val="Normal"/>
-    <w:link w:val="FooterChar"/>
-    <w:uiPriority w:val="99"/>
-    <w:unhideWhenUsed/>
-    <w:rsid w:val="00482487"/>
-    <w:pPr>
-      <w:tabs>
-        <w:tab w:val="center" w:pos="4513"/>
-        <w:tab w:val="right" w:pos="9026"/>
-      </w:tabs>
-    </w:pPr>
-  </w:style>
-  <w:style w:type="character" w:customStyle="1" w:styleId="FooterChar">
-    <w:name w:val="Footer Char"/>
-    <w:basedOn w:val="DefaultParagraphFont"/>
-    <w:link w:val="Footer"/>
-    <w:uiPriority w:val="99"/>
-    <w:rsid w:val="00482487"/>
-    <w:rPr>
-      <w:rFonts w:ascii="Arial" w:hAnsi="Arial" w:cs="Arial"/>
-      <w14:ligatures w14:val="none"/>
-    </w:rPr>
-  </w:style>
-  <w:style w:type="paragraph" w:customStyle="1" w:styleId="AIinstructions">
-    <w:name w:val="AI instructions"/>
-    <w:basedOn w:val="Normal"/>
-    <w:link w:val="AIinstructionsChar"/>
-    <w:qFormat/>
-    <w:rsid w:val="00DD1100"/>
-    <w:rPr>
-      <w:color w:val="EE0000"/>
-      <w:sz w:val="18"/>
-      <w:szCs w:val="18"/>
-    </w:rPr>
-  </w:style>
-  <w:style w:type="character" w:customStyle="1" w:styleId="AIinstructionsChar">
-    <w:name w:val="AI instructions Char"/>
-    <w:basedOn w:val="DefaultParagraphFont"/>
-    <w:link w:val="AIinstructions"/>
-    <w:rsid w:val="00DD1100"/>
-    <w:rPr>
-      <w:rFonts w:ascii="Arial" w:hAnsi="Arial" w:cs="Arial"/>
-      <w:color w:val="EE0000"/>
-      <w:sz w:val="18"/>
-      <w:szCs w:val="18"/>
-      <w14:ligatures w14:val="none"/>
     </w:rPr>
   </w:style>
 </w:styles>
@@ -3823,4 +3611,16 @@
     </a:ext>
   </a:extLst>
 </a:theme>
+</file>
+
+<file path=customXml/item1.xml><?xml version="1.0" encoding="utf-8"?>
+<b:Sources xmlns:b="http://schemas.openxmlformats.org/officeDocument/2006/bibliography" xmlns="http://schemas.openxmlformats.org/officeDocument/2006/bibliography" SelectedStyle="\APASixthEditionOfficeOnline.xsl" StyleName="APA" Version="6"/>
+</file>
+
+<file path=customXml/itemProps1.xml><?xml version="1.0" encoding="utf-8"?>
+<ds:datastoreItem xmlns:ds="http://schemas.openxmlformats.org/officeDocument/2006/customXml" ds:itemID="{BE5A20E6-7732-4185-AAE9-74F072D597D3}">
+  <ds:schemaRefs>
+    <ds:schemaRef ds:uri="http://schemas.openxmlformats.org/officeDocument/2006/bibliography"/>
+  </ds:schemaRefs>
+</ds:datastoreItem>
 </file>
--- a/content/CP0507/CP0507-5.docx
+++ b/content/CP0507/CP0507-5.docx
@@ -344,7 +344,7 @@
                 <w:noProof/>
               </w:rPr>
               <w:drawing>
-                <wp:anchor distT="0" distB="0" distL="114300" distR="114300" simplePos="0" relativeHeight="251689984" behindDoc="0" locked="0" layoutInCell="1" allowOverlap="1" wp14:anchorId="58A1A4AA" wp14:editId="66B54BDA">
+                <wp:anchor distT="0" distB="0" distL="114300" distR="114300" simplePos="0" relativeHeight="251689984" behindDoc="0" locked="0" layoutInCell="1" allowOverlap="1" wp14:anchorId="58A1A4AA" wp14:editId="4C9B5C8C">
                   <wp:simplePos x="0" y="0"/>
                   <wp:positionH relativeFrom="column">
                     <wp:posOffset>882296</wp:posOffset>
@@ -353,7 +353,7 @@
                     <wp:posOffset>155708</wp:posOffset>
                   </wp:positionV>
                   <wp:extent cx="2336454" cy="1835785"/>
-                  <wp:effectExtent l="0" t="0" r="6985" b="12065"/>
+                  <wp:effectExtent l="0" t="0" r="6985" b="0"/>
                   <wp:wrapNone/>
                   <wp:docPr id="897900004" name="quadrocopter.png" descr="A drone flying in the air&#10;&#10;Description automatically generated"/>
                   <wp:cNvGraphicFramePr>
@@ -367,7 +367,7 @@
                           <pic:cNvPicPr/>
                         </pic:nvPicPr>
                         <pic:blipFill>
-                          <a:blip r:link="rId6"/>
+                          <a:blip r:embed="rId6" r:link="rId7"/>
                           <a:stretch>
                             <a:fillRect/>
                           </a:stretch>
@@ -494,7 +494,7 @@
                     <pic:cNvPicPr/>
                   </pic:nvPicPr>
                   <pic:blipFill>
-                    <a:blip r:embed="rId7" r:link="rId8"/>
+                    <a:blip r:embed="rId8" r:link="rId9"/>
                     <a:stretch>
                       <a:fillRect/>
                     </a:stretch>
@@ -527,9 +527,9 @@
           <w:noProof/>
         </w:rPr>
         <w:drawing>
-          <wp:inline distT="0" distB="0" distL="0" distR="0" wp14:anchorId="58681295" wp14:editId="490212B5">
+          <wp:inline distT="0" distB="0" distL="0" distR="0" wp14:anchorId="58681295" wp14:editId="7C1B1ECE">
             <wp:extent cx="1440000" cy="331200"/>
-            <wp:effectExtent l="0" t="0" r="8255" b="12065"/>
+            <wp:effectExtent l="0" t="0" r="8255" b="0"/>
             <wp:docPr id="1582839157" name="youtube logo.png" descr="A black text on a white background&#10;&#10;Description automatically generated"/>
             <wp:cNvGraphicFramePr>
               <a:graphicFrameLocks xmlns:a="http://schemas.openxmlformats.org/drawingml/2006/main" noChangeAspect="1"/>
@@ -542,7 +542,7 @@
                     <pic:cNvPicPr/>
                   </pic:nvPicPr>
                   <pic:blipFill>
-                    <a:blip r:link="rId9"/>
+                    <a:blip r:embed="rId10" r:link="rId11"/>
                     <a:stretch>
                       <a:fillRect/>
                     </a:stretch>
@@ -577,7 +577,7 @@
           <w14:ligatures w14:val="none"/>
         </w:rPr>
       </w:pPr>
-      <w:hyperlink r:id="rId10" w:history="1">
+      <w:hyperlink r:id="rId12" w:history="1">
         <w:r>
           <w:rPr>
             <w:rStyle w:val="Hyperlink"/>
